--- a/public/assets/resume/Ferry-Khusnil-Arief-Full-Stack-Developer.docx
+++ b/public/assets/resume/Ferry-Khusnil-Arief-Full-Stack-Developer.docx
@@ -96,7 +96,7 @@
             <w:rStyle w:val="Hyperlink"/>
             <w:sz w:val="16"/>
           </w:rPr>
-          <w:t>https://www.linkedin.com/in/rief-shecter-127571227/</w:t>
+          <w:t>https://www.linkedin.com/in/ferry-khusnil-arief/</w:t>
         </w:r>
       </w:hyperlink>
       <w:r>
@@ -134,7 +134,7 @@
       </w:pPr>
       <w:r>
         <w:rPr/>
-        <w:t xml:space="preserve">Fresh Informatics Technology graduate with a 3.90/4.00 GPA and hands-on experience building full-stack web systems from responsive interfaces to APIs and relational databases. Delivered applications with Next.js, TypeScript, React, Laravel, PHP, Go/Fiber, PostgreSQL, and MySQL/MariaDB, including JWT authentication, role-based access, QR-enabled workflows, reporting, PDF generation, API documentation, and Docker-based development. Applies typed architecture, testing, accessibility, and SEO practices to produce maintainable, user-focused software. </w:t>
+        <w:t xml:space="preserve">Fresh Informatics Technology graduate with a 3.90/4.00 GPA and internship experience contributing to a Campus Reservation system. Builds full-stack web applications from responsive interfaces to APIs and relational databases using Next.js, TypeScript, React, Laravel, PHP, Go/Fiber, PostgreSQL, and MySQL/MariaDB. Applies authentication, role-based access, QR-enabled workflows, testing, and debugging practices to produce maintainable, user-focused software. </w:t>
       </w:r>
     </w:p>
     <w:p>
@@ -152,7 +152,7 @@
       </w:pPr>
       <w:r>
         <w:rPr/>
-        <w:t>Project Experience</w:t>
+        <w:t>Professional Experience</w:t>
       </w:r>
     </w:p>
     <w:p>
@@ -173,7 +173,7 @@
           <w:b/>
           <w:sz w:val="19"/>
         </w:rPr>
-        <w:t>Full Stack Developer - UniSpace Campus Reservation System</w:t>
+        <w:t>Web Developer Intern - PT Microdata Indonesia</w:t>
       </w:r>
     </w:p>
     <w:p>
@@ -194,7 +194,7 @@
           <w:b/>
           <w:sz w:val="19"/>
         </w:rPr>
-        <w:t>2025 - 2026</w:t>
+        <w:t>Dec 2025 - Feb 2026</w:t>
       </w:r>
     </w:p>
     <w:p>
@@ -208,7 +208,7 @@
       </w:pPr>
       <w:r>
         <w:rPr/>
-        <w:t>Next.js 16, TypeScript, Go, Fiber, PostgreSQL, JWT, Docker Compose, Swagger/OpenAPI</w:t>
+        <w:t>Campus Reservation Project | Next.js, TypeScript, Go/Fiber, PostgreSQL, JWT, QR workflows</w:t>
       </w:r>
     </w:p>
     <w:p>
@@ -231,7 +231,7 @@
       </w:pPr>
       <w:r>
         <w:rPr/>
-        <w:t xml:space="preserve">Designed and built a monorepo-based campus facility reservation platform that digitizes room availability, booking requests, administrative approval, attendance verification, and reporting. </w:t>
+        <w:t xml:space="preserve">Contributed to a web-based campus facility reservation system covering availability, booking requests, administrative approval, attendance verification, and reporting. </w:t>
       </w:r>
     </w:p>
     <w:p>
@@ -254,7 +254,7 @@
       </w:pPr>
       <w:r>
         <w:rPr/>
-        <w:t xml:space="preserve">Implemented 37 REST API endpoints across authentication, booking, facility, profile, user, and dashboard modules using handler, service, and repository layers in Go/Fiber. </w:t>
+        <w:t xml:space="preserve">Developed reservation workflows and CRUD functionality for facilities, bookings, user profiles, and reservation records. </w:t>
       </w:r>
     </w:p>
     <w:p>
@@ -277,7 +277,7 @@
       </w:pPr>
       <w:r>
         <w:rPr/>
-        <w:t xml:space="preserve">Modelled a five-table PostgreSQL schema and secured user and administrator workflows with JWT authentication, OTP verification, protected route groups, and role-based authorization. </w:t>
+        <w:t xml:space="preserve">Implemented JWT authentication, role-based access, booking approval flows, and QR-based check-in and check-out handling. </w:t>
       </w:r>
     </w:p>
     <w:p>
@@ -300,30 +300,25 @@
       </w:pPr>
       <w:r>
         <w:rPr/>
-        <w:t xml:space="preserve">Built QR ticket generation and browser-based check-in/check-out scanning, plus a background worker that closes stale bookings to keep occupancy and attendance records consistent. </w:t>
-      </w:r>
-    </w:p>
-    <w:p>
-      <w:pPr>
-        <w:pStyle w:val="BodyText"/>
-        <w:keepLines/>
+        <w:t xml:space="preserve">Tested features, investigated defects, and collaborated with the development team to improve application reliability and usability. </w:t>
+      </w:r>
+    </w:p>
+    <w:p>
+      <w:pPr>
+        <w:pStyle w:val="Heading2"/>
         <w:numPr>
           <w:ilvl w:val="0"/>
-          <w:numId w:val="2"/>
+          <w:numId w:val="0"/>
         </w:numPr>
-        <w:tabs>
-          <w:tab w:val="clear" w:pos="1134"/>
-          <w:tab w:val="left" w:pos="709" w:leader="none"/>
-        </w:tabs>
-        <w:bidi w:val="0"/>
-        <w:spacing w:before="90" w:after="283"/>
-        <w:ind w:hanging="283" w:start="709"/>
-        <w:jc w:val="start"/>
-        <w:rPr/>
-      </w:pPr>
-      <w:r>
-        <w:rPr/>
-        <w:t xml:space="preserve">Documented the API with Swagger and containerized PostgreSQL setup with an initialization script and health check for reproducible development environments. </w:t>
+        <w:pBdr/>
+        <w:bidi w:val="0"/>
+        <w:spacing w:before="200" w:after="75"/>
+        <w:jc w:val="start"/>
+        <w:rPr/>
+      </w:pPr>
+      <w:r>
+        <w:rPr/>
+        <w:t>Selected Project Experience</w:t>
       </w:r>
     </w:p>
     <w:p>
